--- a/WDD 231 Final Project Site Plan.docx
+++ b/WDD 231 Final Project Site Plan.docx
@@ -163,55 +163,79 @@
         <w:spacing w:line="240" w:lineRule="auto"/>
       </w:pPr>
       <w:r>
-        <w:tab/>
-        <w:t xml:space="preserve">Text:  </w:t>
-      </w:r>
-      <w:r>
-        <w:t>Dark Brown #4A3F35</w:t>
-      </w:r>
-    </w:p>
-    <w:p>
-      <w:pPr>
-        <w:spacing w:line="240" w:lineRule="auto"/>
-      </w:pPr>
-      <w:r>
-        <w:tab/>
-        <w:t xml:space="preserve">Primary:  </w:t>
-      </w:r>
-      <w:r>
-        <w:t>Forest Green #2D6A4F</w:t>
-      </w:r>
-    </w:p>
-    <w:p>
-      <w:pPr>
-        <w:spacing w:line="240" w:lineRule="auto"/>
-      </w:pPr>
-      <w:r>
-        <w:tab/>
-        <w:t xml:space="preserve">Secondary:  </w:t>
-      </w:r>
-      <w:r>
-        <w:t>Leaf Green #95D5B2</w:t>
-      </w:r>
-    </w:p>
-    <w:p>
-      <w:pPr>
-        <w:spacing w:line="240" w:lineRule="auto"/>
-      </w:pPr>
-      <w:r>
-        <w:tab/>
-        <w:t>Tertiary</w:t>
+        <w:t>    --text-</w:t>
       </w:r>
       <w:proofErr w:type="gramStart"/>
       <w:r>
-        <w:t xml:space="preserve">:  </w:t>
-      </w:r>
-      <w:r>
-        <w:t>Beige #</w:t>
+        <w:t>color: #</w:t>
       </w:r>
       <w:proofErr w:type="gramEnd"/>
       <w:r>
-        <w:t>FAF3E0</w:t>
+        <w:t>000000;</w:t>
+      </w:r>
+    </w:p>
+    <w:p>
+      <w:pPr>
+        <w:spacing w:line="240" w:lineRule="auto"/>
+      </w:pPr>
+      <w:r>
+        <w:t>    --primary-</w:t>
+      </w:r>
+      <w:proofErr w:type="gramStart"/>
+      <w:r>
+        <w:t>color: #</w:t>
+      </w:r>
+      <w:proofErr w:type="gramEnd"/>
+      <w:r>
+        <w:t>95D5B2;</w:t>
+      </w:r>
+    </w:p>
+    <w:p>
+      <w:pPr>
+        <w:spacing w:line="240" w:lineRule="auto"/>
+      </w:pPr>
+      <w:r>
+        <w:t>    --secondary-</w:t>
+      </w:r>
+      <w:proofErr w:type="gramStart"/>
+      <w:r>
+        <w:t>color: #</w:t>
+      </w:r>
+      <w:proofErr w:type="gramEnd"/>
+      <w:r>
+        <w:t>2D6A4F;</w:t>
+      </w:r>
+    </w:p>
+    <w:p>
+      <w:pPr>
+        <w:spacing w:line="240" w:lineRule="auto"/>
+      </w:pPr>
+      <w:r>
+        <w:t>    --tertiary-</w:t>
+      </w:r>
+      <w:proofErr w:type="gramStart"/>
+      <w:r>
+        <w:t>color: #</w:t>
+      </w:r>
+      <w:proofErr w:type="gramEnd"/>
+      <w:r>
+        <w:t>FAF3E0;</w:t>
+      </w:r>
+    </w:p>
+    <w:p>
+      <w:pPr>
+        <w:spacing w:line="240" w:lineRule="auto"/>
+      </w:pPr>
+      <w:r>
+        <w:t>    --highlight-</w:t>
+      </w:r>
+      <w:proofErr w:type="gramStart"/>
+      <w:r>
+        <w:t>color: #</w:t>
+      </w:r>
+      <w:proofErr w:type="gramEnd"/>
+      <w:r>
+        <w:t>D4A373;</w:t>
       </w:r>
     </w:p>
     <w:p>
@@ -253,11 +277,6 @@
       <w:r>
         <w:t xml:space="preserve"> **see attached image of my wireframe sketch</w:t>
       </w:r>
-    </w:p>
-    <w:p>
-      <w:pPr>
-        <w:spacing w:line="240" w:lineRule="auto"/>
-      </w:pPr>
     </w:p>
     <w:sectPr>
       <w:pgSz w:w="12240" w:h="15840"/>
